--- a/docs/informes/informe-tecnico-statflow-2026-10.docx
+++ b/docs/informes/informe-tecnico-statflow-2026-10.docx
@@ -320,7 +320,7 @@
           <w:i w:val="1"/>
           <w:iCs w:val="1"/>
         </w:rPr>
-        <w:t xml:space="preserve">Nota:</w:t>
+        <w:t xml:space="preserve">Nota sobre ejecución de pruebas:</w:t>
       </w:r>
       <w:r>
         <w:rPr>
@@ -332,7 +332,7 @@
           <w:i w:val="1"/>
           <w:iCs w:val="1"/>
         </w:rPr>
-        <w:t xml:space="preserve"> la suite completa de PHPUnit no se ejecutó dentro de la ventana de este informe (supera los 10 minutos en local). Las cifras de pruebas son de conteo estático; el resultado de ejecución debe registrarse en la validación de cierre.</w:t>
+        <w:t xml:space="preserve"> el intento de `php artisan test` con el límite por defecto se abortó a los 300 s por `max_execution_time` de PHP (`PermissionRegistrar.php`), por lo que no produjo un veredicto completo. Las cifras de pruebas de este informe son de conteo estático; el baseline de ejecución debe registrarse en la validación de cierre (ver §5).</w:t>
       </w:r>
     </w:p>
     <w:p>
@@ -5146,6 +5146,46 @@
       </w:tr>
     </w:tbl>
     <w:p/>
+    <w:p>
+      <w:pPr>
+        <w:jc w:val="both"/>
+        <w:spacing w:after="90"/>
+      </w:pPr>
+      <w:r>
+        <w:rPr>
+          <w:b w:val="1"/>
+          <w:bCs w:val="1"/>
+        </w:rPr>
+        <w:t xml:space="preserve">Estado de ejecución:</w:t>
+      </w:r>
+      <w:r>
+        <w:rPr/>
+        <w:t xml:space="preserve"> sin baseline completo al cierre de este informe. El intento con php artisan test --compact se abortó a los 300 s por el límite max_execution_time de PHP, con fallos parciales observados antes del aborto. Para obtener el baseline debe ejecutarse:</w:t>
+      </w:r>
+    </w:p>
+    <w:p>
+      <w:pPr>
+        <w:spacing w:after="20"/>
+      </w:pPr>
+      <w:r>
+        <w:rPr>
+          <w:color w:val="333333"/>
+          <w:sz w:val="18"/>
+          <w:szCs w:val="18"/>
+        </w:rPr>
+        <w:t xml:space="preserve">php -d max_execution_time=0 artisan test --compact</w:t>
+      </w:r>
+    </w:p>
+    <w:p>
+      <w:pPr>
+        <w:jc w:val="both"/>
+        <w:spacing w:after="90"/>
+      </w:pPr>
+      <w:r>
+        <w:rPr/>
+        <w:t xml:space="preserve">y registrar el resumen (Tests: X passed, Y failed) en el run log de cierre. Un límite de 300 s resultó insuficiente para esta suite en el entorno local.</w:t>
+      </w:r>
+    </w:p>
     <w:p>
       <w:pPr>
         <w:jc w:val="both"/>
@@ -7371,7 +7411,7 @@
 <file path=word/numbering.xml><?xml version="1.0" encoding="utf-8"?>
 <w:numbering xmlns:ve="http://schemas.openxmlformats.org/markup-compatibility/2006" xmlns:o="urn:schemas-microsoft-com:office:office" xmlns:r="http://schemas.openxmlformats.org/officeDocument/2006/relationships" xmlns:m="http://schemas.openxmlformats.org/officeDocument/2006/math" xmlns:v="urn:schemas-microsoft-com:vml" xmlns:wp="http://schemas.openxmlformats.org/drawingml/2006/wordprocessingDrawing" xmlns:w10="urn:schemas-microsoft-com:office:word" xmlns:w="http://schemas.openxmlformats.org/wordprocessingml/2006/main" xmlns:wne="http://schemas.microsoft.com/office/word/2006/wordml">
   <w:abstractNum w:abstractNumId="4">
-    <w:nsid w:val="3B52F1C0"/>
+    <w:nsid w:val="8311C454"/>
     <w:multiLevelType w:val="hybridMultilevel"/>
     <w:lvl w:ilvl="0">
       <w:start w:val="1"/>
@@ -7519,7 +7559,7 @@
     </w:lvl>
   </w:abstractNum>
   <w:abstractNum w:abstractNumId="5">
-    <w:nsid w:val="A328F4CD"/>
+    <w:nsid w:val="F5FA02E0"/>
     <w:multiLevelType w:val="hybridMultilevel"/>
     <w:lvl w:ilvl="0">
       <w:start w:val="1"/>

--- a/docs/informes/informe-tecnico-statflow-2026-10.docx
+++ b/docs/informes/informe-tecnico-statflow-2026-10.docx
@@ -332,7 +332,7 @@
           <w:i w:val="1"/>
           <w:iCs w:val="1"/>
         </w:rPr>
-        <w:t xml:space="preserve"> el intento de `php artisan test` con el límite por defecto se abortó a los 300 s por `max_execution_time` de PHP (`PermissionRegistrar.php`), por lo que no produjo un veredicto completo. Las cifras de pruebas de este informe son de conteo estático; el baseline de ejecución debe registrarse en la validación de cierre (ver §5).</w:t>
+        <w:t xml:space="preserve"> el intento de `php artisan test` con el límite por defecto se abortó a los 300 s por `max_execution_time` de PHP. Repetirlo con `php -d max_execution_time=0 artisan test` tampoco funcionó porque `artisan test` lanza PHPUnit en un subproceso que no hereda esa directiva. Las cifras de pruebas de este informe son de conteo estático; el baseline de ejecución debe registrarse en la validación de cierre (ver §5).</w:t>
       </w:r>
     </w:p>
     <w:p>
@@ -5160,7 +5160,7 @@
       </w:r>
       <w:r>
         <w:rPr/>
-        <w:t xml:space="preserve"> sin baseline completo al cierre de este informe. El intento con php artisan test --compact se abortó a los 300 s por el límite max_execution_time de PHP, con fallos parciales observados antes del aborto. Para obtener el baseline debe ejecutarse:</w:t>
+        <w:t xml:space="preserve"> sin baseline completo al cierre de este informe. Los intentos con php artisan test --compact se abortan a los 300 s por max_execution_time de PHP; el flag -d max_execution_time=0 no se propaga porque artisan test ejecuta PHPUnit en un subproceso. Para obtener el baseline debe invocarse PHPUnit directamente:</w:t>
       </w:r>
     </w:p>
     <w:p>
@@ -5173,7 +5173,7 @@
           <w:sz w:val="18"/>
           <w:szCs w:val="18"/>
         </w:rPr>
-        <w:t xml:space="preserve">php -d max_execution_time=0 artisan test --compact</w:t>
+        <w:t xml:space="preserve">php -d max_execution_time=0 vendor/bin/phpunit</w:t>
       </w:r>
     </w:p>
     <w:p>
@@ -7411,7 +7411,7 @@
 <file path=word/numbering.xml><?xml version="1.0" encoding="utf-8"?>
 <w:numbering xmlns:ve="http://schemas.openxmlformats.org/markup-compatibility/2006" xmlns:o="urn:schemas-microsoft-com:office:office" xmlns:r="http://schemas.openxmlformats.org/officeDocument/2006/relationships" xmlns:m="http://schemas.openxmlformats.org/officeDocument/2006/math" xmlns:v="urn:schemas-microsoft-com:vml" xmlns:wp="http://schemas.openxmlformats.org/drawingml/2006/wordprocessingDrawing" xmlns:w10="urn:schemas-microsoft-com:office:word" xmlns:w="http://schemas.openxmlformats.org/wordprocessingml/2006/main" xmlns:wne="http://schemas.microsoft.com/office/word/2006/wordml">
   <w:abstractNum w:abstractNumId="4">
-    <w:nsid w:val="8311C454"/>
+    <w:nsid w:val="C3F13080"/>
     <w:multiLevelType w:val="hybridMultilevel"/>
     <w:lvl w:ilvl="0">
       <w:start w:val="1"/>
@@ -7559,7 +7559,7 @@
     </w:lvl>
   </w:abstractNum>
   <w:abstractNum w:abstractNumId="5">
-    <w:nsid w:val="F5FA02E0"/>
+    <w:nsid w:val="06B1169E"/>
     <w:multiLevelType w:val="hybridMultilevel"/>
     <w:lvl w:ilvl="0">
       <w:start w:val="1"/>
